--- a/module-1/Carbajal-Assignment1_2.docx
+++ b/module-1/Carbajal-Assignment1_2.docx
@@ -21,14 +21,11 @@
         <w:br/>
       </w:r>
       <w:r>
-        <w:rPr>
-          <w:noProof/>
-        </w:rPr>
         <w:drawing>
-          <wp:inline distT="0" distB="0" distL="0" distR="0" wp14:anchorId="7CD50F3C" wp14:editId="371BBB41">
-            <wp:extent cx="4865298" cy="2350521"/>
+          <wp:inline distT="0" distB="0" distL="0" distR="0" wp14:anchorId="2E905C29" wp14:editId="4CC54674">
+            <wp:extent cx="5943600" cy="2882900"/>
             <wp:effectExtent l="0" t="0" r="0" b="0"/>
-            <wp:docPr id="414639027" name="Picture 1"/>
+            <wp:docPr id="981494890" name="Picture 1"/>
             <wp:cNvGraphicFramePr>
               <a:graphicFrameLocks xmlns:a="http://schemas.openxmlformats.org/drawingml/2006/main" noChangeAspect="1"/>
             </wp:cNvGraphicFramePr>
@@ -36,7 +33,7 @@
               <a:graphicData uri="http://schemas.openxmlformats.org/drawingml/2006/picture">
                 <pic:pic xmlns:pic="http://schemas.openxmlformats.org/drawingml/2006/picture">
                   <pic:nvPicPr>
-                    <pic:cNvPr id="414639027" name=""/>
+                    <pic:cNvPr id="981494890" name=""/>
                     <pic:cNvPicPr/>
                   </pic:nvPicPr>
                   <pic:blipFill>
@@ -48,7 +45,7 @@
                   <pic:spPr>
                     <a:xfrm>
                       <a:off x="0" y="0"/>
-                      <a:ext cx="4871935" cy="2353728"/>
+                      <a:ext cx="5943600" cy="2882900"/>
                     </a:xfrm>
                     <a:prstGeom prst="rect">
                       <a:avLst/>
